--- a/backend/seeds/templates/Clearance for Construction.docx
+++ b/backend/seeds/templates/Clearance for Construction.docx
@@ -15,6 +15,241 @@
       </w:pPr>
     </w:p>
     <w:p>
+      <w:r>
+        <w:rPr>
+          <w:noProof/>
+        </w:rPr>
+        <mc:AlternateContent>
+          <mc:Choice Requires="wps">
+            <w:drawing>
+              <wp:anchor distT="0" distB="0" distL="114300" distR="114300" simplePos="0" relativeHeight="251662336" behindDoc="0" locked="0" layoutInCell="1" allowOverlap="1" wp14:anchorId="40DD9B8B" wp14:editId="01407437">
+                <wp:simplePos x="0" y="0"/>
+                <wp:positionH relativeFrom="column">
+                  <wp:posOffset>1504950</wp:posOffset>
+                </wp:positionH>
+                <wp:positionV relativeFrom="paragraph">
+                  <wp:posOffset>2447924</wp:posOffset>
+                </wp:positionV>
+                <wp:extent cx="2027555" cy="695325"/>
+                <wp:effectExtent l="0" t="0" r="0" b="0"/>
+                <wp:wrapNone/>
+                <wp:docPr id="861687532" name="Text Box 3"/>
+                <wp:cNvGraphicFramePr/>
+                <a:graphic xmlns:a="http://schemas.openxmlformats.org/drawingml/2006/main">
+                  <a:graphicData uri="http://schemas.microsoft.com/office/word/2010/wordprocessingShape">
+                    <wps:wsp>
+                      <wps:cNvSpPr txBox="1"/>
+                      <wps:spPr>
+                        <a:xfrm>
+                          <a:off x="0" y="0"/>
+                          <a:ext cx="2027555" cy="695325"/>
+                        </a:xfrm>
+                        <a:prstGeom prst="rect">
+                          <a:avLst/>
+                        </a:prstGeom>
+                        <a:noFill/>
+                        <a:ln w="6350">
+                          <a:noFill/>
+                        </a:ln>
+                      </wps:spPr>
+                      <wps:txbx>
+                        <w:txbxContent>
+                          <w:p>
+                            <w:pPr>
+                              <w:jc w:val="center"/>
+                              <w:rPr>
+                                <w:b/>
+                                <w:bCs/>
+                              </w:rPr>
+                            </w:pPr>
+                            <w:r>
+                              <w:rPr>
+                                <w:b/>
+                                <w:bCs/>
+                              </w:rPr>
+                              <w:t xml:space="preserve">{{ </w:t>
+                            </w:r>
+                            <w:r>
+                              <w:rPr>
+                                <w:b/>
+                                <w:bCs/>
+                              </w:rPr>
+                              <w:t>address</w:t>
+                            </w:r>
+                            <w:r>
+                              <w:rPr>
+                                <w:b/>
+                                <w:bCs/>
+                              </w:rPr>
+                              <w:t xml:space="preserve"> }}</w:t>
+                            </w:r>
+                          </w:p>
+                        </w:txbxContent>
+                      </wps:txbx>
+                      <wps:bodyPr rot="0" spcFirstLastPara="0" vertOverflow="overflow" horzOverflow="overflow" vert="horz" wrap="square" lIns="91440" tIns="45720" rIns="91440" bIns="45720" numCol="1" spcCol="0" rtlCol="0" fromWordArt="0" anchor="t" anchorCtr="0" forceAA="0" compatLnSpc="1">
+                        <a:prstTxWarp prst="textNoShape">
+                          <a:avLst/>
+                        </a:prstTxWarp>
+                        <a:noAutofit/>
+                      </wps:bodyPr>
+                    </wps:wsp>
+                  </a:graphicData>
+                </a:graphic>
+                <wp14:sizeRelV relativeFrom="margin">
+                  <wp14:pctHeight>0</wp14:pctHeight>
+                </wp14:sizeRelV>
+              </wp:anchor>
+            </w:drawing>
+          </mc:Choice>
+          <mc:Fallback>
+            <w:pict>
+              <v:shapetype w14:anchorId="40DD9B8B" id="_x0000_t202" coordsize="21600,21600" o:spt="202" path="m,l,21600r21600,l21600,xe">
+                <v:stroke joinstyle="miter"/>
+                <v:path gradientshapeok="t" o:connecttype="rect"/>
+              </v:shapetype>
+              <v:shape id="Text Box 3" o:spid="_x0000_s1026" type="#_x0000_t202" style="position:absolute;margin-left:118.5pt;margin-top:192.75pt;width:159.65pt;height:54.75pt;z-index:251662336;visibility:visible;mso-wrap-style:square;mso-height-percent:0;mso-wrap-distance-left:9pt;mso-wrap-distance-top:0;mso-wrap-distance-right:9pt;mso-wrap-distance-bottom:0;mso-position-horizontal:absolute;mso-position-horizontal-relative:text;mso-position-vertical:absolute;mso-position-vertical-relative:text;mso-height-percent:0;mso-height-relative:margin;v-text-anchor:top" o:gfxdata="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" filled="f" stroked="f" strokeweight=".5pt">
+                <v:textbox>
+                  <w:txbxContent>
+                    <w:p>
+                      <w:pPr>
+                        <w:jc w:val="center"/>
+                        <w:rPr>
+                          <w:b/>
+                          <w:bCs/>
+                        </w:rPr>
+                      </w:pPr>
+                      <w:r>
+                        <w:rPr>
+                          <w:b/>
+                          <w:bCs/>
+                        </w:rPr>
+                        <w:t xml:space="preserve">{{ </w:t>
+                      </w:r>
+                      <w:r>
+                        <w:rPr>
+                          <w:b/>
+                          <w:bCs/>
+                        </w:rPr>
+                        <w:t>address</w:t>
+                      </w:r>
+                      <w:r>
+                        <w:rPr>
+                          <w:b/>
+                          <w:bCs/>
+                        </w:rPr>
+                        <w:t xml:space="preserve"> }}</w:t>
+                      </w:r>
+                    </w:p>
+                  </w:txbxContent>
+                </v:textbox>
+              </v:shape>
+            </w:pict>
+          </mc:Fallback>
+        </mc:AlternateContent>
+      </w:r>
+      <w:r>
+        <w:rPr>
+          <w:noProof/>
+        </w:rPr>
+        <mc:AlternateContent>
+          <mc:Choice Requires="wps">
+            <w:drawing>
+              <wp:anchor distT="0" distB="0" distL="114300" distR="114300" simplePos="0" relativeHeight="251664384" behindDoc="0" locked="0" layoutInCell="1" allowOverlap="1" wp14:anchorId="0F321590" wp14:editId="6A1D1C4F">
+                <wp:simplePos x="0" y="0"/>
+                <wp:positionH relativeFrom="column">
+                  <wp:posOffset>2138045</wp:posOffset>
+                </wp:positionH>
+                <wp:positionV relativeFrom="paragraph">
+                  <wp:posOffset>4471670</wp:posOffset>
+                </wp:positionV>
+                <wp:extent cx="2447925" cy="614045"/>
+                <wp:effectExtent l="0" t="0" r="0" b="0"/>
+                <wp:wrapNone/>
+                <wp:docPr id="54815563" name="Text Box 3"/>
+                <wp:cNvGraphicFramePr/>
+                <a:graphic xmlns:a="http://schemas.openxmlformats.org/drawingml/2006/main">
+                  <a:graphicData uri="http://schemas.microsoft.com/office/word/2010/wordprocessingShape">
+                    <wps:wsp>
+                      <wps:cNvSpPr txBox="1"/>
+                      <wps:spPr>
+                        <a:xfrm>
+                          <a:off x="0" y="0"/>
+                          <a:ext cx="2447925" cy="614045"/>
+                        </a:xfrm>
+                        <a:prstGeom prst="rect">
+                          <a:avLst/>
+                        </a:prstGeom>
+                        <a:noFill/>
+                        <a:ln w="6350">
+                          <a:noFill/>
+                        </a:ln>
+                      </wps:spPr>
+                      <wps:txbx>
+                        <w:txbxContent>
+                          <w:p>
+                            <w:pPr>
+                              <w:jc w:val="center"/>
+                              <w:rPr>
+                                <w:b/>
+                                <w:bCs/>
+                              </w:rPr>
+                            </w:pPr>
+                            <w:r>
+                              <w:rPr>
+                                <w:b/>
+                                <w:bCs/>
+                              </w:rPr>
+                              <w:t>{{ other_purpose }}</w:t>
+                            </w:r>
+                          </w:p>
+                        </w:txbxContent>
+                      </wps:txbx>
+                      <wps:bodyPr rot="0" spcFirstLastPara="0" vertOverflow="overflow" horzOverflow="overflow" vert="horz" wrap="square" lIns="91440" tIns="45720" rIns="91440" bIns="45720" numCol="1" spcCol="0" rtlCol="0" fromWordArt="0" anchor="t" anchorCtr="0" forceAA="0" compatLnSpc="1">
+                        <a:prstTxWarp prst="textNoShape">
+                          <a:avLst/>
+                        </a:prstTxWarp>
+                        <a:noAutofit/>
+                      </wps:bodyPr>
+                    </wps:wsp>
+                  </a:graphicData>
+                </a:graphic>
+                <wp14:sizeRelH relativeFrom="margin">
+                  <wp14:pctWidth>0</wp14:pctWidth>
+                </wp14:sizeRelH>
+                <wp14:sizeRelV relativeFrom="margin">
+                  <wp14:pctHeight>0</wp14:pctHeight>
+                </wp14:sizeRelV>
+              </wp:anchor>
+            </w:drawing>
+          </mc:Choice>
+          <mc:Fallback>
+            <w:pict>
+              <v:shape w14:anchorId="0F321590" id="_x0000_s1027" type="#_x0000_t202" style="position:absolute;margin-left:168.35pt;margin-top:352.1pt;width:192.75pt;height:48.35pt;z-index:251664384;visibility:visible;mso-wrap-style:square;mso-width-percent:0;mso-height-percent:0;mso-wrap-distance-left:9pt;mso-wrap-distance-top:0;mso-wrap-distance-right:9pt;mso-wrap-distance-bottom:0;mso-position-horizontal:absolute;mso-position-horizontal-relative:text;mso-position-vertical:absolute;mso-position-vertical-relative:text;mso-width-percent:0;mso-height-percent:0;mso-width-relative:margin;mso-height-relative:margin;v-text-anchor:top" o:gfxdata="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" filled="f" stroked="f" strokeweight=".5pt">
+                <v:textbox>
+                  <w:txbxContent>
+                    <w:p>
+                      <w:pPr>
+                        <w:jc w:val="center"/>
+                        <w:rPr>
+                          <w:b/>
+                          <w:bCs/>
+                        </w:rPr>
+                      </w:pPr>
+                      <w:r>
+                        <w:rPr>
+                          <w:b/>
+                          <w:bCs/>
+                        </w:rPr>
+                        <w:t>{{ other_purpose }}</w:t>
+                      </w:r>
+                    </w:p>
+                  </w:txbxContent>
+                </v:textbox>
+              </v:shape>
+            </w:pict>
+          </mc:Fallback>
+        </mc:AlternateContent>
+      </w:r>
       <w:r>
         <w:rPr>
           <w:noProof/>
@@ -74,28 +309,7 @@
                                 <w:b/>
                                 <w:bCs/>
                               </w:rPr>
-                              <w:t>date</w:t>
-                            </w:r>
-                            <w:r>
-                              <w:rPr>
-                                <w:b/>
-                                <w:bCs/>
-                              </w:rPr>
-                              <w:t>_</w:t>
-                            </w:r>
-                            <w:r>
-                              <w:rPr>
-                                <w:b/>
-                                <w:bCs/>
-                              </w:rPr>
-                              <w:t>to</w:t>
-                            </w:r>
-                            <w:r>
-                              <w:rPr>
-                                <w:b/>
-                                <w:bCs/>
-                              </w:rPr>
-                              <w:t>day</w:t>
+                              <w:t>date_today</w:t>
                             </w:r>
                             <w:r>
                               <w:rPr>
@@ -121,11 +335,7 @@
           </mc:Choice>
           <mc:Fallback>
             <w:pict>
-              <v:shapetype w14:anchorId="6ABB2751" id="_x0000_t202" coordsize="21600,21600" o:spt="202" path="m,l,21600r21600,l21600,xe">
-                <v:stroke joinstyle="miter"/>
-                <v:path gradientshapeok="t" o:connecttype="rect"/>
-              </v:shapetype>
-              <v:shape id="Text Box 3" o:spid="_x0000_s1026" type="#_x0000_t202" style="position:absolute;margin-left:390pt;margin-top:2.4pt;width:159.7pt;height:21.7pt;z-index:251670528;visibility:visible;mso-wrap-style:square;mso-wrap-distance-left:9pt;mso-wrap-distance-top:0;mso-wrap-distance-right:9pt;mso-wrap-distance-bottom:0;mso-position-horizontal:absolute;mso-position-horizontal-relative:text;mso-position-vertical:absolute;mso-position-vertical-relative:text;v-text-anchor:top" o:gfxdata="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" filled="f" stroked="f" strokeweight=".5pt">
+              <v:shape w14:anchorId="6ABB2751" id="_x0000_s1028" type="#_x0000_t202" style="position:absolute;margin-left:390pt;margin-top:2.4pt;width:159.7pt;height:21.7pt;z-index:251670528;visibility:visible;mso-wrap-style:square;mso-wrap-distance-left:9pt;mso-wrap-distance-top:0;mso-wrap-distance-right:9pt;mso-wrap-distance-bottom:0;mso-position-horizontal:absolute;mso-position-horizontal-relative:text;mso-position-vertical:absolute;mso-position-vertical-relative:text;v-text-anchor:top" o:gfxdata="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" filled="f" stroked="f" strokeweight=".5pt">
                 <v:textbox>
                   <w:txbxContent>
                     <w:p>
@@ -148,28 +358,7 @@
                           <w:b/>
                           <w:bCs/>
                         </w:rPr>
-                        <w:t>date</w:t>
-                      </w:r>
-                      <w:r>
-                        <w:rPr>
-                          <w:b/>
-                          <w:bCs/>
-                        </w:rPr>
-                        <w:t>_</w:t>
-                      </w:r>
-                      <w:r>
-                        <w:rPr>
-                          <w:b/>
-                          <w:bCs/>
-                        </w:rPr>
-                        <w:t>to</w:t>
-                      </w:r>
-                      <w:r>
-                        <w:rPr>
-                          <w:b/>
-                          <w:bCs/>
-                        </w:rPr>
-                        <w:t>day</w:t>
+                        <w:t>date_today</w:t>
                       </w:r>
                       <w:r>
                         <w:rPr>
@@ -245,14 +434,7 @@
                                 <w:b/>
                                 <w:bCs/>
                               </w:rPr>
-                              <w:t>month_day</w:t>
-                            </w:r>
-                            <w:r>
-                              <w:rPr>
-                                <w:b/>
-                                <w:bCs/>
-                              </w:rPr>
-                              <w:t>2</w:t>
+                              <w:t>month_day2</w:t>
                             </w:r>
                             <w:r>
                               <w:rPr>
@@ -278,7 +460,7 @@
           </mc:Choice>
           <mc:Fallback>
             <w:pict>
-              <v:shape w14:anchorId="25FAB991" id="_x0000_s1027" type="#_x0000_t202" style="position:absolute;margin-left:286.85pt;margin-top:421.5pt;width:159.7pt;height:21.7pt;z-index:251668480;visibility:visible;mso-wrap-style:square;mso-wrap-distance-left:9pt;mso-wrap-distance-top:0;mso-wrap-distance-right:9pt;mso-wrap-distance-bottom:0;mso-position-horizontal:absolute;mso-position-horizontal-relative:text;mso-position-vertical:absolute;mso-position-vertical-relative:text;v-text-anchor:top" o:gfxdata="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" filled="f" stroked="f" strokeweight=".5pt">
+              <v:shape w14:anchorId="25FAB991" id="_x0000_s1029" type="#_x0000_t202" style="position:absolute;margin-left:286.85pt;margin-top:421.5pt;width:159.7pt;height:21.7pt;z-index:251668480;visibility:visible;mso-wrap-style:square;mso-wrap-distance-left:9pt;mso-wrap-distance-top:0;mso-wrap-distance-right:9pt;mso-wrap-distance-bottom:0;mso-position-horizontal:absolute;mso-position-horizontal-relative:text;mso-position-vertical:absolute;mso-position-vertical-relative:text;v-text-anchor:top" o:gfxdata="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" filled="f" stroked="f" strokeweight=".5pt">
                 <v:textbox>
                   <w:txbxContent>
                     <w:p>
@@ -301,14 +483,7 @@
                           <w:b/>
                           <w:bCs/>
                         </w:rPr>
-                        <w:t>month_day</w:t>
-                      </w:r>
-                      <w:r>
-                        <w:rPr>
-                          <w:b/>
-                          <w:bCs/>
-                        </w:rPr>
-                        <w:t>2</w:t>
+                        <w:t>month_day2</w:t>
                       </w:r>
                       <w:r>
                         <w:rPr>
@@ -332,7 +507,7 @@
         <mc:AlternateContent>
           <mc:Choice Requires="wps">
             <w:drawing>
-              <wp:anchor distT="0" distB="0" distL="114300" distR="114300" simplePos="0" relativeHeight="251666432" behindDoc="0" locked="0" layoutInCell="1" allowOverlap="1" wp14:anchorId="248A4266" wp14:editId="3B0178E4">
+              <wp:anchor distT="0" distB="0" distL="114300" distR="114300" simplePos="0" relativeHeight="251666432" behindDoc="0" locked="0" layoutInCell="1" allowOverlap="1" wp14:anchorId="248A4266" wp14:editId="3416B027">
                 <wp:simplePos x="0" y="0"/>
                 <wp:positionH relativeFrom="column">
                   <wp:posOffset>1845945</wp:posOffset>
@@ -410,7 +585,7 @@
           </mc:Choice>
           <mc:Fallback>
             <w:pict>
-              <v:shape w14:anchorId="248A4266" id="_x0000_s1028" type="#_x0000_t202" style="position:absolute;margin-left:145.35pt;margin-top:421.8pt;width:159.7pt;height:21.7pt;z-index:251666432;visibility:visible;mso-wrap-style:square;mso-wrap-distance-left:9pt;mso-wrap-distance-top:0;mso-wrap-distance-right:9pt;mso-wrap-distance-bottom:0;mso-position-horizontal:absolute;mso-position-horizontal-relative:text;mso-position-vertical:absolute;mso-position-vertical-relative:text;v-text-anchor:top" o:gfxdata="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" filled="f" stroked="f" strokeweight=".5pt">
+              <v:shape w14:anchorId="248A4266" id="_x0000_s1030" type="#_x0000_t202" style="position:absolute;margin-left:145.35pt;margin-top:421.8pt;width:159.7pt;height:21.7pt;z-index:251666432;visibility:visible;mso-wrap-style:square;mso-wrap-distance-left:9pt;mso-wrap-distance-top:0;mso-wrap-distance-right:9pt;mso-wrap-distance-bottom:0;mso-position-horizontal:absolute;mso-position-horizontal-relative:text;mso-position-vertical:absolute;mso-position-vertical-relative:text;v-text-anchor:top" o:gfxdata="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" filled="f" stroked="f" strokeweight=".5pt">
                 <v:textbox>
                   <w:txbxContent>
                     <w:p>
@@ -434,234 +609,6 @@
                           <w:bCs/>
                         </w:rPr>
                         <w:t>month_day1</w:t>
-                      </w:r>
-                      <w:r>
-                        <w:rPr>
-                          <w:b/>
-                          <w:bCs/>
-                        </w:rPr>
-                        <w:t xml:space="preserve"> }}</w:t>
-                      </w:r>
-                    </w:p>
-                  </w:txbxContent>
-                </v:textbox>
-              </v:shape>
-            </w:pict>
-          </mc:Fallback>
-        </mc:AlternateContent>
-      </w:r>
-      <w:r>
-        <w:rPr>
-          <w:noProof/>
-        </w:rPr>
-        <mc:AlternateContent>
-          <mc:Choice Requires="wps">
-            <w:drawing>
-              <wp:anchor distT="0" distB="0" distL="114300" distR="114300" simplePos="0" relativeHeight="251664384" behindDoc="0" locked="0" layoutInCell="1" allowOverlap="1" wp14:anchorId="0F321590" wp14:editId="5DC2E509">
-                <wp:simplePos x="0" y="0"/>
-                <wp:positionH relativeFrom="column">
-                  <wp:posOffset>2138045</wp:posOffset>
-                </wp:positionH>
-                <wp:positionV relativeFrom="paragraph">
-                  <wp:posOffset>4433888</wp:posOffset>
-                </wp:positionV>
-                <wp:extent cx="2447925" cy="614363"/>
-                <wp:effectExtent l="0" t="0" r="0" b="0"/>
-                <wp:wrapNone/>
-                <wp:docPr id="54815563" name="Text Box 3"/>
-                <wp:cNvGraphicFramePr/>
-                <a:graphic xmlns:a="http://schemas.openxmlformats.org/drawingml/2006/main">
-                  <a:graphicData uri="http://schemas.microsoft.com/office/word/2010/wordprocessingShape">
-                    <wps:wsp>
-                      <wps:cNvSpPr txBox="1"/>
-                      <wps:spPr>
-                        <a:xfrm>
-                          <a:off x="0" y="0"/>
-                          <a:ext cx="2447925" cy="614363"/>
-                        </a:xfrm>
-                        <a:prstGeom prst="rect">
-                          <a:avLst/>
-                        </a:prstGeom>
-                        <a:noFill/>
-                        <a:ln w="6350">
-                          <a:noFill/>
-                        </a:ln>
-                      </wps:spPr>
-                      <wps:txbx>
-                        <w:txbxContent>
-                          <w:p>
-                            <w:pPr>
-                              <w:jc w:val="center"/>
-                              <w:rPr>
-                                <w:b/>
-                                <w:bCs/>
-                              </w:rPr>
-                            </w:pPr>
-                            <w:r>
-                              <w:rPr>
-                                <w:b/>
-                                <w:bCs/>
-                              </w:rPr>
-                              <w:t>{{ other_purpose }}</w:t>
-                            </w:r>
-                          </w:p>
-                        </w:txbxContent>
-                      </wps:txbx>
-                      <wps:bodyPr rot="0" spcFirstLastPara="0" vertOverflow="overflow" horzOverflow="overflow" vert="horz" wrap="square" lIns="91440" tIns="45720" rIns="91440" bIns="45720" numCol="1" spcCol="0" rtlCol="0" fromWordArt="0" anchor="t" anchorCtr="0" forceAA="0" compatLnSpc="1">
-                        <a:prstTxWarp prst="textNoShape">
-                          <a:avLst/>
-                        </a:prstTxWarp>
-                        <a:noAutofit/>
-                      </wps:bodyPr>
-                    </wps:wsp>
-                  </a:graphicData>
-                </a:graphic>
-                <wp14:sizeRelH relativeFrom="margin">
-                  <wp14:pctWidth>0</wp14:pctWidth>
-                </wp14:sizeRelH>
-                <wp14:sizeRelV relativeFrom="margin">
-                  <wp14:pctHeight>0</wp14:pctHeight>
-                </wp14:sizeRelV>
-              </wp:anchor>
-            </w:drawing>
-          </mc:Choice>
-          <mc:Fallback>
-            <w:pict>
-              <v:shape w14:anchorId="0F321590" id="_x0000_s1029" type="#_x0000_t202" style="position:absolute;margin-left:168.35pt;margin-top:349.15pt;width:192.75pt;height:48.4pt;z-index:251664384;visibility:visible;mso-wrap-style:square;mso-width-percent:0;mso-height-percent:0;mso-wrap-distance-left:9pt;mso-wrap-distance-top:0;mso-wrap-distance-right:9pt;mso-wrap-distance-bottom:0;mso-position-horizontal:absolute;mso-position-horizontal-relative:text;mso-position-vertical:absolute;mso-position-vertical-relative:text;mso-width-percent:0;mso-height-percent:0;mso-width-relative:margin;mso-height-relative:margin;v-text-anchor:top" o:gfxdata="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" filled="f" stroked="f" strokeweight=".5pt">
-                <v:textbox>
-                  <w:txbxContent>
-                    <w:p>
-                      <w:pPr>
-                        <w:jc w:val="center"/>
-                        <w:rPr>
-                          <w:b/>
-                          <w:bCs/>
-                        </w:rPr>
-                      </w:pPr>
-                      <w:r>
-                        <w:rPr>
-                          <w:b/>
-                          <w:bCs/>
-                        </w:rPr>
-                        <w:t>{{ other_purpose }}</w:t>
-                      </w:r>
-                    </w:p>
-                  </w:txbxContent>
-                </v:textbox>
-              </v:shape>
-            </w:pict>
-          </mc:Fallback>
-        </mc:AlternateContent>
-      </w:r>
-      <w:r>
-        <w:rPr>
-          <w:noProof/>
-        </w:rPr>
-        <mc:AlternateContent>
-          <mc:Choice Requires="wps">
-            <w:drawing>
-              <wp:anchor distT="0" distB="0" distL="114300" distR="114300" simplePos="0" relativeHeight="251662336" behindDoc="0" locked="0" layoutInCell="1" allowOverlap="1" wp14:anchorId="40DD9B8B" wp14:editId="03A74368">
-                <wp:simplePos x="0" y="0"/>
-                <wp:positionH relativeFrom="column">
-                  <wp:posOffset>1505223</wp:posOffset>
-                </wp:positionH>
-                <wp:positionV relativeFrom="paragraph">
-                  <wp:posOffset>2445113</wp:posOffset>
-                </wp:positionV>
-                <wp:extent cx="2028092" cy="275493"/>
-                <wp:effectExtent l="0" t="0" r="0" b="0"/>
-                <wp:wrapNone/>
-                <wp:docPr id="861687532" name="Text Box 3"/>
-                <wp:cNvGraphicFramePr/>
-                <a:graphic xmlns:a="http://schemas.openxmlformats.org/drawingml/2006/main">
-                  <a:graphicData uri="http://schemas.microsoft.com/office/word/2010/wordprocessingShape">
-                    <wps:wsp>
-                      <wps:cNvSpPr txBox="1"/>
-                      <wps:spPr>
-                        <a:xfrm>
-                          <a:off x="0" y="0"/>
-                          <a:ext cx="2028092" cy="275493"/>
-                        </a:xfrm>
-                        <a:prstGeom prst="rect">
-                          <a:avLst/>
-                        </a:prstGeom>
-                        <a:noFill/>
-                        <a:ln w="6350">
-                          <a:noFill/>
-                        </a:ln>
-                      </wps:spPr>
-                      <wps:txbx>
-                        <w:txbxContent>
-                          <w:p>
-                            <w:pPr>
-                              <w:jc w:val="center"/>
-                              <w:rPr>
-                                <w:b/>
-                                <w:bCs/>
-                              </w:rPr>
-                            </w:pPr>
-                            <w:r>
-                              <w:rPr>
-                                <w:b/>
-                                <w:bCs/>
-                              </w:rPr>
-                              <w:t xml:space="preserve">{{ </w:t>
-                            </w:r>
-                            <w:r>
-                              <w:rPr>
-                                <w:b/>
-                                <w:bCs/>
-                              </w:rPr>
-                              <w:t>address</w:t>
-                            </w:r>
-                            <w:r>
-                              <w:rPr>
-                                <w:b/>
-                                <w:bCs/>
-                              </w:rPr>
-                              <w:t xml:space="preserve"> }}</w:t>
-                            </w:r>
-                          </w:p>
-                        </w:txbxContent>
-                      </wps:txbx>
-                      <wps:bodyPr rot="0" spcFirstLastPara="0" vertOverflow="overflow" horzOverflow="overflow" vert="horz" wrap="square" lIns="91440" tIns="45720" rIns="91440" bIns="45720" numCol="1" spcCol="0" rtlCol="0" fromWordArt="0" anchor="t" anchorCtr="0" forceAA="0" compatLnSpc="1">
-                        <a:prstTxWarp prst="textNoShape">
-                          <a:avLst/>
-                        </a:prstTxWarp>
-                        <a:noAutofit/>
-                      </wps:bodyPr>
-                    </wps:wsp>
-                  </a:graphicData>
-                </a:graphic>
-              </wp:anchor>
-            </w:drawing>
-          </mc:Choice>
-          <mc:Fallback>
-            <w:pict>
-              <v:shape w14:anchorId="40DD9B8B" id="_x0000_s1030" type="#_x0000_t202" style="position:absolute;margin-left:118.5pt;margin-top:192.55pt;width:159.7pt;height:21.7pt;z-index:251662336;visibility:visible;mso-wrap-style:square;mso-wrap-distance-left:9pt;mso-wrap-distance-top:0;mso-wrap-distance-right:9pt;mso-wrap-distance-bottom:0;mso-position-horizontal:absolute;mso-position-horizontal-relative:text;mso-position-vertical:absolute;mso-position-vertical-relative:text;v-text-anchor:top" o:gfxdata="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" filled="f" stroked="f" strokeweight=".5pt">
-                <v:textbox>
-                  <w:txbxContent>
-                    <w:p>
-                      <w:pPr>
-                        <w:jc w:val="center"/>
-                        <w:rPr>
-                          <w:b/>
-                          <w:bCs/>
-                        </w:rPr>
-                      </w:pPr>
-                      <w:r>
-                        <w:rPr>
-                          <w:b/>
-                          <w:bCs/>
-                        </w:rPr>
-                        <w:t xml:space="preserve">{{ </w:t>
-                      </w:r>
-                      <w:r>
-                        <w:rPr>
-                          <w:b/>
-                          <w:bCs/>
-                        </w:rPr>
-                        <w:t>address</w:t>
                       </w:r>
                       <w:r>
                         <w:rPr>
